--- a/L06_BST_Operations/L06_exercitii.docx
+++ b/L06_BST_Operations/L06_exercitii.docx
@@ -11,7 +11,7 @@
           <w:bCs/>
           <w:sz w:val="48"/>
           <w:szCs w:val="48"/>
-          <w:lang w:val="ro-RO"/>
+          <w:lang w:val="en-US"/>
         </w:rPr>
       </w:pPr>
       <w:r>
@@ -57,6 +57,29 @@
           <w:lang w:val="en-US"/>
         </w:rPr>
         <w:t>Arbori Binari de Căutare</w:t>
+      </w:r>
+    </w:p>
+    <w:p>
+      <w:pPr>
+        <w:rPr>
+          <w:rFonts w:asciiTheme="majorHAnsi" w:hAnsiTheme="majorHAnsi"/>
+          <w:b/>
+          <w:bCs/>
+          <w:sz w:val="48"/>
+          <w:szCs w:val="48"/>
+          <w:lang w:val="ro-RO"/>
+        </w:rPr>
+      </w:pPr>
+      <w:r>
+        <w:rPr>
+          <w:rFonts w:asciiTheme="majorHAnsi" w:hAnsiTheme="majorHAnsi"/>
+          <w:b/>
+          <w:bCs/>
+          <w:sz w:val="48"/>
+          <w:szCs w:val="48"/>
+          <w:lang w:val="en-US"/>
+        </w:rPr>
+        <w:t>Partea I</w:t>
       </w:r>
     </w:p>
     <w:p>
@@ -118,104 +141,56 @@
         <w:jc w:val="both"/>
         <w:rPr>
           <w:rFonts w:asciiTheme="majorHAnsi" w:hAnsiTheme="majorHAnsi"/>
-          <w:sz w:val="32"/>
-          <w:szCs w:val="32"/>
+          <w:sz w:val="28"/>
+          <w:szCs w:val="28"/>
           <w:lang w:val="en-US"/>
         </w:rPr>
       </w:pPr>
       <w:r>
         <w:rPr>
           <w:rFonts w:asciiTheme="majorHAnsi" w:hAnsiTheme="majorHAnsi"/>
-          <w:sz w:val="32"/>
-          <w:szCs w:val="32"/>
-        </w:rPr>
-        <w:t xml:space="preserve">int </w:t>
-      </w:r>
-      <w:r>
-        <w:rPr>
-          <w:rFonts w:asciiTheme="majorHAnsi" w:hAnsiTheme="majorHAnsi"/>
-          <w:sz w:val="32"/>
-          <w:szCs w:val="32"/>
-        </w:rPr>
-        <w:t>numaraFrunze</w:t>
-      </w:r>
-      <w:r>
-        <w:rPr>
-          <w:rFonts w:asciiTheme="majorHAnsi" w:hAnsiTheme="majorHAnsi"/>
-          <w:sz w:val="32"/>
-          <w:szCs w:val="32"/>
-        </w:rPr>
-        <w:t>(</w:t>
-      </w:r>
-      <w:r>
-        <w:rPr>
-          <w:rFonts w:asciiTheme="majorHAnsi" w:hAnsiTheme="majorHAnsi"/>
-          <w:sz w:val="32"/>
-          <w:szCs w:val="32"/>
-        </w:rPr>
-        <w:t>NodArbore</w:t>
-      </w:r>
-      <w:r>
-        <w:rPr>
-          <w:rFonts w:asciiTheme="majorHAnsi" w:hAnsiTheme="majorHAnsi"/>
-          <w:sz w:val="32"/>
-          <w:szCs w:val="32"/>
-        </w:rPr>
-        <w:t xml:space="preserve">* </w:t>
-      </w:r>
-      <w:r>
-        <w:rPr>
-          <w:rFonts w:asciiTheme="majorHAnsi" w:hAnsiTheme="majorHAnsi"/>
-          <w:sz w:val="32"/>
-          <w:szCs w:val="32"/>
-        </w:rPr>
-        <w:t>radacina</w:t>
-      </w:r>
-      <w:r>
-        <w:rPr>
-          <w:rFonts w:asciiTheme="majorHAnsi" w:hAnsiTheme="majorHAnsi"/>
-          <w:sz w:val="32"/>
-          <w:szCs w:val="32"/>
-        </w:rPr>
-        <w:t xml:space="preserve">) – </w:t>
-      </w:r>
-      <w:r>
-        <w:rPr>
-          <w:rFonts w:asciiTheme="majorHAnsi" w:hAnsiTheme="majorHAnsi"/>
-          <w:sz w:val="32"/>
-          <w:szCs w:val="32"/>
+          <w:sz w:val="28"/>
+          <w:szCs w:val="28"/>
+        </w:rPr>
+        <w:t xml:space="preserve">int numaraFrunze(NodArbore* radacina) – </w:t>
+      </w:r>
+      <w:r>
+        <w:rPr>
+          <w:rFonts w:asciiTheme="majorHAnsi" w:hAnsiTheme="majorHAnsi"/>
+          <w:sz w:val="28"/>
+          <w:szCs w:val="28"/>
         </w:rPr>
         <w:t>func</w:t>
       </w:r>
       <w:r>
         <w:rPr>
           <w:rFonts w:asciiTheme="majorHAnsi" w:hAnsiTheme="majorHAnsi"/>
-          <w:sz w:val="32"/>
-          <w:szCs w:val="32"/>
+          <w:sz w:val="28"/>
+          <w:szCs w:val="28"/>
         </w:rPr>
         <w:t>ț</w:t>
       </w:r>
       <w:r>
         <w:rPr>
           <w:rFonts w:asciiTheme="majorHAnsi" w:hAnsiTheme="majorHAnsi"/>
-          <w:sz w:val="32"/>
-          <w:szCs w:val="32"/>
-        </w:rPr>
-        <w:t xml:space="preserve">ie cxare determina numarul de noduri frunza din arbore </w:t>
-      </w:r>
-      <w:r>
-        <w:rPr>
-          <w:rFonts w:asciiTheme="majorHAnsi" w:hAnsiTheme="majorHAnsi"/>
-          <w:sz w:val="32"/>
-          <w:szCs w:val="32"/>
+          <w:sz w:val="28"/>
+          <w:szCs w:val="28"/>
+        </w:rPr>
+        <w:t xml:space="preserve">ie care determina numarul de noduri frunza din arbore </w:t>
+      </w:r>
+      <w:r>
+        <w:rPr>
+          <w:rFonts w:asciiTheme="majorHAnsi" w:hAnsiTheme="majorHAnsi"/>
+          <w:sz w:val="28"/>
+          <w:szCs w:val="28"/>
         </w:rPr>
         <w:t>(not</w:t>
       </w:r>
       <w:r>
         <w:rPr>
           <w:rFonts w:asciiTheme="majorHAnsi" w:hAnsiTheme="majorHAnsi"/>
-          <w:sz w:val="32"/>
-          <w:szCs w:val="32"/>
+          <w:sz w:val="28"/>
+          <w:szCs w:val="28"/>
           <w:lang w:val="ro-RO"/>
         </w:rPr>
         <w:t>ă</w:t>
@@ -223,8 +198,8 @@
       <w:r>
         <w:rPr>
           <w:rFonts w:asciiTheme="majorHAnsi" w:hAnsiTheme="majorHAnsi"/>
-          <w:sz w:val="32"/>
-          <w:szCs w:val="32"/>
+          <w:sz w:val="28"/>
+          <w:szCs w:val="28"/>
           <w:lang w:val="en-US"/>
         </w:rPr>
         <w:t xml:space="preserve">: </w:t>
@@ -232,8 +207,8 @@
       <w:r>
         <w:rPr>
           <w:rFonts w:asciiTheme="majorHAnsi" w:hAnsiTheme="majorHAnsi"/>
-          <w:sz w:val="32"/>
-          <w:szCs w:val="32"/>
+          <w:sz w:val="28"/>
+          <w:szCs w:val="28"/>
           <w:lang w:val="en-US"/>
         </w:rPr>
         <w:t xml:space="preserve">contorizați doar nodurile care au </w:t>
@@ -243,8 +218,8 @@
           <w:rFonts w:asciiTheme="majorHAnsi" w:hAnsiTheme="majorHAnsi"/>
           <w:b/>
           <w:bCs/>
-          <w:sz w:val="32"/>
-          <w:szCs w:val="32"/>
+          <w:sz w:val="28"/>
+          <w:szCs w:val="28"/>
           <w:lang w:val="en-US"/>
         </w:rPr>
         <w:t>ZERO</w:t>
@@ -252,35 +227,17 @@
       <w:r>
         <w:rPr>
           <w:rFonts w:asciiTheme="majorHAnsi" w:hAnsiTheme="majorHAnsi"/>
-          <w:sz w:val="32"/>
-          <w:szCs w:val="32"/>
+          <w:sz w:val="28"/>
+          <w:szCs w:val="28"/>
           <w:lang w:val="en-US"/>
         </w:rPr>
-        <w:t xml:space="preserve"> </w:t>
-      </w:r>
-      <w:r>
-        <w:rPr>
-          <w:rFonts w:asciiTheme="majorHAnsi" w:hAnsiTheme="majorHAnsi"/>
-          <w:sz w:val="32"/>
-          <w:szCs w:val="32"/>
-          <w:lang w:val="en-US"/>
-        </w:rPr>
-        <w:t>noduri</w:t>
-      </w:r>
-      <w:r>
-        <w:rPr>
-          <w:rFonts w:asciiTheme="majorHAnsi" w:hAnsiTheme="majorHAnsi"/>
-          <w:sz w:val="32"/>
-          <w:szCs w:val="32"/>
-          <w:lang w:val="en-US"/>
-        </w:rPr>
-        <w:t xml:space="preserve"> fiu</w:t>
-      </w:r>
-      <w:r>
-        <w:rPr>
-          <w:rFonts w:asciiTheme="majorHAnsi" w:hAnsiTheme="majorHAnsi"/>
-          <w:sz w:val="32"/>
-          <w:szCs w:val="32"/>
+        <w:t xml:space="preserve"> noduri fiu</w:t>
+      </w:r>
+      <w:r>
+        <w:rPr>
+          <w:rFonts w:asciiTheme="majorHAnsi" w:hAnsiTheme="majorHAnsi"/>
+          <w:sz w:val="28"/>
+          <w:szCs w:val="28"/>
           <w:lang w:val="en-US"/>
         </w:rPr>
         <w:t>).</w:t>
@@ -296,80 +253,40 @@
         <w:jc w:val="both"/>
         <w:rPr>
           <w:rFonts w:asciiTheme="majorHAnsi" w:hAnsiTheme="majorHAnsi"/>
-          <w:sz w:val="32"/>
-          <w:szCs w:val="32"/>
+          <w:sz w:val="28"/>
+          <w:szCs w:val="28"/>
           <w:lang w:val="en-US"/>
         </w:rPr>
       </w:pPr>
       <w:r>
         <w:rPr>
           <w:rFonts w:asciiTheme="majorHAnsi" w:hAnsiTheme="majorHAnsi"/>
-          <w:sz w:val="32"/>
-          <w:szCs w:val="32"/>
-        </w:rPr>
-        <w:t xml:space="preserve">int </w:t>
-      </w:r>
-      <w:r>
-        <w:rPr>
-          <w:rFonts w:asciiTheme="majorHAnsi" w:hAnsiTheme="majorHAnsi"/>
-          <w:sz w:val="32"/>
-          <w:szCs w:val="32"/>
-        </w:rPr>
-        <w:t>inaltime</w:t>
-      </w:r>
-      <w:r>
-        <w:rPr>
-          <w:rFonts w:asciiTheme="majorHAnsi" w:hAnsiTheme="majorHAnsi"/>
-          <w:sz w:val="32"/>
-          <w:szCs w:val="32"/>
-        </w:rPr>
-        <w:t>(</w:t>
-      </w:r>
-      <w:r>
-        <w:rPr>
-          <w:rFonts w:asciiTheme="majorHAnsi" w:hAnsiTheme="majorHAnsi"/>
-          <w:sz w:val="32"/>
-          <w:szCs w:val="32"/>
-        </w:rPr>
-        <w:t>NodArbore</w:t>
-      </w:r>
-      <w:r>
-        <w:rPr>
-          <w:rFonts w:asciiTheme="majorHAnsi" w:hAnsiTheme="majorHAnsi"/>
-          <w:sz w:val="32"/>
-          <w:szCs w:val="32"/>
-        </w:rPr>
-        <w:t xml:space="preserve">* </w:t>
-      </w:r>
-      <w:r>
-        <w:rPr>
-          <w:rFonts w:asciiTheme="majorHAnsi" w:hAnsiTheme="majorHAnsi"/>
-          <w:sz w:val="32"/>
-          <w:szCs w:val="32"/>
-        </w:rPr>
-        <w:t>radacina</w:t>
-      </w:r>
-      <w:r>
-        <w:rPr>
-          <w:rFonts w:asciiTheme="majorHAnsi" w:hAnsiTheme="majorHAnsi"/>
-          <w:sz w:val="32"/>
-          <w:szCs w:val="32"/>
-        </w:rPr>
-        <w:t>)</w:t>
-      </w:r>
-      <w:r>
-        <w:rPr>
-          <w:rFonts w:asciiTheme="majorHAnsi" w:hAnsiTheme="majorHAnsi"/>
-          <w:sz w:val="32"/>
-          <w:szCs w:val="32"/>
-        </w:rPr>
-        <w:t xml:space="preserve"> – </w:t>
-      </w:r>
-      <w:r>
-        <w:rPr>
-          <w:rFonts w:asciiTheme="majorHAnsi" w:hAnsiTheme="majorHAnsi"/>
-          <w:sz w:val="32"/>
-          <w:szCs w:val="32"/>
+          <w:sz w:val="28"/>
+          <w:szCs w:val="28"/>
+        </w:rPr>
+        <w:t>int inaltime</w:t>
+      </w:r>
+      <w:r>
+        <w:rPr>
+          <w:rFonts w:asciiTheme="majorHAnsi" w:hAnsiTheme="majorHAnsi"/>
+          <w:sz w:val="28"/>
+          <w:szCs w:val="28"/>
+        </w:rPr>
+        <w:t>Maxima</w:t>
+      </w:r>
+      <w:r>
+        <w:rPr>
+          <w:rFonts w:asciiTheme="majorHAnsi" w:hAnsiTheme="majorHAnsi"/>
+          <w:sz w:val="28"/>
+          <w:szCs w:val="28"/>
+        </w:rPr>
+        <w:t xml:space="preserve">(NodArbore* radacina) – </w:t>
+      </w:r>
+      <w:r>
+        <w:rPr>
+          <w:rFonts w:asciiTheme="majorHAnsi" w:hAnsiTheme="majorHAnsi"/>
+          <w:sz w:val="28"/>
+          <w:szCs w:val="28"/>
         </w:rPr>
         <w:t xml:space="preserve">funcție care determină înălțimea maximă din arbore. Traversați arborele și găsiți înălțimea maximă. Este mai ușoară o implementare recursivă. </w:t>
       </w:r>
@@ -384,41 +301,181 @@
         <w:jc w:val="both"/>
         <w:rPr>
           <w:rFonts w:asciiTheme="majorHAnsi" w:hAnsiTheme="majorHAnsi"/>
-          <w:sz w:val="32"/>
-          <w:szCs w:val="32"/>
+          <w:sz w:val="28"/>
+          <w:szCs w:val="28"/>
           <w:lang w:val="en-US"/>
         </w:rPr>
       </w:pPr>
       <w:r>
         <w:rPr>
           <w:rFonts w:asciiTheme="majorHAnsi" w:hAnsiTheme="majorHAnsi"/>
-          <w:sz w:val="32"/>
-          <w:szCs w:val="32"/>
-        </w:rPr>
-        <w:t>void printNivel(NodArbore* radacina, int k)</w:t>
-      </w:r>
-      <w:r>
-        <w:rPr>
-          <w:rFonts w:asciiTheme="majorHAnsi" w:hAnsiTheme="majorHAnsi"/>
-          <w:sz w:val="32"/>
-          <w:szCs w:val="32"/>
-        </w:rPr>
-        <w:t xml:space="preserve"> – funcție care afișează toate nodurile de la nivelul k specificat. Rădăcina arborelui se află la nivelul 0. Nodurile fiu ale rădăcinii se află la nivelul 1. Nodurile </w:t>
-      </w:r>
-      <w:r>
-        <w:rPr>
-          <w:rFonts w:asciiTheme="majorHAnsi" w:hAnsiTheme="majorHAnsi"/>
-          <w:sz w:val="32"/>
-          <w:szCs w:val="32"/>
+          <w:sz w:val="28"/>
+          <w:szCs w:val="28"/>
+        </w:rPr>
+        <w:t>int inaltime</w:t>
+      </w:r>
+      <w:r>
+        <w:rPr>
+          <w:rFonts w:asciiTheme="majorHAnsi" w:hAnsiTheme="majorHAnsi"/>
+          <w:sz w:val="28"/>
+          <w:szCs w:val="28"/>
+        </w:rPr>
+        <w:t>Nod</w:t>
+      </w:r>
+      <w:r>
+        <w:rPr>
+          <w:rFonts w:asciiTheme="majorHAnsi" w:hAnsiTheme="majorHAnsi"/>
+          <w:sz w:val="28"/>
+          <w:szCs w:val="28"/>
+        </w:rPr>
+        <w:t>(NodArbore* radacina</w:t>
+      </w:r>
+      <w:r>
+        <w:rPr>
+          <w:rFonts w:asciiTheme="majorHAnsi" w:hAnsiTheme="majorHAnsi"/>
+          <w:sz w:val="28"/>
+          <w:szCs w:val="28"/>
+        </w:rPr>
+        <w:t>, int val</w:t>
+      </w:r>
+      <w:r>
+        <w:rPr>
+          <w:rFonts w:asciiTheme="majorHAnsi" w:hAnsiTheme="majorHAnsi"/>
+          <w:sz w:val="28"/>
+          <w:szCs w:val="28"/>
+        </w:rPr>
+        <w:t xml:space="preserve">) – funcție care determină înălțimea </w:t>
+      </w:r>
+      <w:r>
+        <w:rPr>
+          <w:rFonts w:asciiTheme="majorHAnsi" w:hAnsiTheme="majorHAnsi"/>
+          <w:sz w:val="28"/>
+          <w:szCs w:val="28"/>
+        </w:rPr>
+        <w:t>la care se află nodul cu valoarea data. Dacă nu există, se returnează -1. O implementare recursive poate fi utilă</w:t>
+      </w:r>
+      <w:r>
+        <w:rPr>
+          <w:rFonts w:asciiTheme="majorHAnsi" w:hAnsiTheme="majorHAnsi"/>
+          <w:sz w:val="28"/>
+          <w:szCs w:val="28"/>
+        </w:rPr>
+        <w:t>, dar nu obligatorie.</w:t>
+      </w:r>
+    </w:p>
+    <w:p>
+      <w:pPr>
+        <w:pStyle w:val="ListParagraph"/>
+        <w:numPr>
+          <w:ilvl w:val="0"/>
+          <w:numId w:val="9"/>
+        </w:numPr>
+        <w:jc w:val="both"/>
+        <w:rPr>
+          <w:rFonts w:asciiTheme="majorHAnsi" w:hAnsiTheme="majorHAnsi"/>
+          <w:sz w:val="28"/>
+          <w:szCs w:val="28"/>
           <w:lang w:val="en-US"/>
         </w:rPr>
+      </w:pPr>
+      <w:r>
+        <w:rPr>
+          <w:rFonts w:asciiTheme="majorHAnsi" w:hAnsiTheme="majorHAnsi"/>
+          <w:sz w:val="28"/>
+          <w:szCs w:val="28"/>
+        </w:rPr>
+        <w:t>v</w:t>
+      </w:r>
+      <w:r>
+        <w:rPr>
+          <w:rFonts w:asciiTheme="majorHAnsi" w:hAnsiTheme="majorHAnsi"/>
+          <w:sz w:val="28"/>
+          <w:szCs w:val="28"/>
+        </w:rPr>
+        <w:t>oid</w:t>
+      </w:r>
+      <w:r>
+        <w:rPr>
+          <w:rFonts w:asciiTheme="majorHAnsi" w:hAnsiTheme="majorHAnsi"/>
+          <w:sz w:val="28"/>
+          <w:szCs w:val="28"/>
+        </w:rPr>
+        <w:t xml:space="preserve"> taieRamura(NodArbore* radacina, int val) – șterge toate nodurile de la nodul dat ca și argument </w:t>
+      </w:r>
+      <w:r>
+        <w:rPr>
+          <w:rFonts w:asciiTheme="majorHAnsi" w:hAnsiTheme="majorHAnsi"/>
+          <w:sz w:val="28"/>
+          <w:szCs w:val="28"/>
+          <w:lang w:val="en-US"/>
+        </w:rPr>
+        <w:t>“val”, inclusiv nodul “</w:t>
+      </w:r>
+      <w:r>
+        <w:rPr>
+          <w:rFonts w:asciiTheme="majorHAnsi" w:hAnsiTheme="majorHAnsi"/>
+          <w:sz w:val="28"/>
+          <w:szCs w:val="28"/>
+          <w:lang w:val="ro-RO"/>
+        </w:rPr>
+        <w:t>val</w:t>
+      </w:r>
+      <w:r>
+        <w:rPr>
+          <w:rFonts w:asciiTheme="majorHAnsi" w:hAnsiTheme="majorHAnsi"/>
+          <w:sz w:val="28"/>
+          <w:szCs w:val="28"/>
+          <w:lang w:val="en-US"/>
+        </w:rPr>
+        <w:t>”.  Trebuie să se aibă în vedere dealocarea memoriei tuturor nodurilor</w:t>
+      </w:r>
+      <w:r>
+        <w:rPr>
+          <w:rFonts w:asciiTheme="majorHAnsi" w:hAnsiTheme="majorHAnsi"/>
+          <w:sz w:val="28"/>
+          <w:szCs w:val="28"/>
+          <w:lang w:val="en-US"/>
+        </w:rPr>
+        <w:t xml:space="preserve"> șterse.</w:t>
+      </w:r>
+    </w:p>
+    <w:p>
+      <w:pPr>
+        <w:pStyle w:val="ListParagraph"/>
+        <w:numPr>
+          <w:ilvl w:val="0"/>
+          <w:numId w:val="9"/>
+        </w:numPr>
+        <w:jc w:val="both"/>
+        <w:rPr>
+          <w:rFonts w:asciiTheme="majorHAnsi" w:hAnsiTheme="majorHAnsi"/>
+          <w:sz w:val="28"/>
+          <w:szCs w:val="28"/>
+          <w:lang w:val="en-US"/>
+        </w:rPr>
+      </w:pPr>
+      <w:r>
+        <w:rPr>
+          <w:rFonts w:asciiTheme="majorHAnsi" w:hAnsiTheme="majorHAnsi"/>
+          <w:sz w:val="28"/>
+          <w:szCs w:val="28"/>
+        </w:rPr>
+        <w:t xml:space="preserve">void printNivel(NodArbore* radacina, int k) – funcție care afișează toate nodurile de la nivelul k specificat. Rădăcina arborelui se află la nivelul 0. Nodurile fiu ale rădăcinii se află la nivelul 1. Nodurile </w:t>
+      </w:r>
+      <w:r>
+        <w:rPr>
+          <w:rFonts w:asciiTheme="majorHAnsi" w:hAnsiTheme="majorHAnsi"/>
+          <w:sz w:val="28"/>
+          <w:szCs w:val="28"/>
+          <w:lang w:val="en-US"/>
+        </w:rPr>
         <w:t>“nepot” (fii nodurilor copiilor r</w:t>
       </w:r>
       <w:r>
         <w:rPr>
           <w:rFonts w:asciiTheme="majorHAnsi" w:hAnsiTheme="majorHAnsi"/>
-          <w:sz w:val="32"/>
-          <w:szCs w:val="32"/>
+          <w:sz w:val="28"/>
+          <w:szCs w:val="28"/>
           <w:lang w:val="ro-RO"/>
         </w:rPr>
         <w:t>ădăcinii) se află pe nivelul 2 ș.a.m.d.</w:t>
@@ -1783,6 +1840,184 @@
       </w:rPr>
     </w:lvl>
   </w:abstractNum>
+  <w:abstractNum w:abstractNumId="9" w15:restartNumberingAfterBreak="0">
+    <w:nsid w:val="7AA970E9"/>
+    <w:multiLevelType w:val="hybridMultilevel"/>
+    <w:tmpl w:val="90C66B50"/>
+    <w:lvl w:ilvl="0" w:tplc="2000000F">
+      <w:start w:val="1"/>
+      <w:numFmt w:val="decimal"/>
+      <w:lvlText w:val="%1."/>
+      <w:lvlJc w:val="left"/>
+      <w:pPr>
+        <w:ind w:left="720" w:hanging="360"/>
+      </w:pPr>
+      <w:rPr>
+        <w:rFonts w:hint="default"/>
+      </w:rPr>
+    </w:lvl>
+    <w:lvl w:ilvl="1" w:tplc="20000019" w:tentative="1">
+      <w:start w:val="1"/>
+      <w:numFmt w:val="lowerLetter"/>
+      <w:lvlText w:val="%2."/>
+      <w:lvlJc w:val="left"/>
+      <w:pPr>
+        <w:ind w:left="1440" w:hanging="360"/>
+      </w:pPr>
+    </w:lvl>
+    <w:lvl w:ilvl="2" w:tplc="2000001B" w:tentative="1">
+      <w:start w:val="1"/>
+      <w:numFmt w:val="lowerRoman"/>
+      <w:lvlText w:val="%3."/>
+      <w:lvlJc w:val="right"/>
+      <w:pPr>
+        <w:ind w:left="2160" w:hanging="180"/>
+      </w:pPr>
+    </w:lvl>
+    <w:lvl w:ilvl="3" w:tplc="2000000F" w:tentative="1">
+      <w:start w:val="1"/>
+      <w:numFmt w:val="decimal"/>
+      <w:lvlText w:val="%4."/>
+      <w:lvlJc w:val="left"/>
+      <w:pPr>
+        <w:ind w:left="2880" w:hanging="360"/>
+      </w:pPr>
+    </w:lvl>
+    <w:lvl w:ilvl="4" w:tplc="20000019" w:tentative="1">
+      <w:start w:val="1"/>
+      <w:numFmt w:val="lowerLetter"/>
+      <w:lvlText w:val="%5."/>
+      <w:lvlJc w:val="left"/>
+      <w:pPr>
+        <w:ind w:left="3600" w:hanging="360"/>
+      </w:pPr>
+    </w:lvl>
+    <w:lvl w:ilvl="5" w:tplc="2000001B" w:tentative="1">
+      <w:start w:val="1"/>
+      <w:numFmt w:val="lowerRoman"/>
+      <w:lvlText w:val="%6."/>
+      <w:lvlJc w:val="right"/>
+      <w:pPr>
+        <w:ind w:left="4320" w:hanging="180"/>
+      </w:pPr>
+    </w:lvl>
+    <w:lvl w:ilvl="6" w:tplc="2000000F" w:tentative="1">
+      <w:start w:val="1"/>
+      <w:numFmt w:val="decimal"/>
+      <w:lvlText w:val="%7."/>
+      <w:lvlJc w:val="left"/>
+      <w:pPr>
+        <w:ind w:left="5040" w:hanging="360"/>
+      </w:pPr>
+    </w:lvl>
+    <w:lvl w:ilvl="7" w:tplc="20000019" w:tentative="1">
+      <w:start w:val="1"/>
+      <w:numFmt w:val="lowerLetter"/>
+      <w:lvlText w:val="%8."/>
+      <w:lvlJc w:val="left"/>
+      <w:pPr>
+        <w:ind w:left="5760" w:hanging="360"/>
+      </w:pPr>
+    </w:lvl>
+    <w:lvl w:ilvl="8" w:tplc="2000001B" w:tentative="1">
+      <w:start w:val="1"/>
+      <w:numFmt w:val="lowerRoman"/>
+      <w:lvlText w:val="%9."/>
+      <w:lvlJc w:val="right"/>
+      <w:pPr>
+        <w:ind w:left="6480" w:hanging="180"/>
+      </w:pPr>
+    </w:lvl>
+  </w:abstractNum>
+  <w:abstractNum w:abstractNumId="10" w15:restartNumberingAfterBreak="0">
+    <w:nsid w:val="7C1D4936"/>
+    <w:multiLevelType w:val="hybridMultilevel"/>
+    <w:tmpl w:val="1E5618E2"/>
+    <w:lvl w:ilvl="0" w:tplc="2000000F">
+      <w:start w:val="1"/>
+      <w:numFmt w:val="decimal"/>
+      <w:lvlText w:val="%1."/>
+      <w:lvlJc w:val="left"/>
+      <w:pPr>
+        <w:ind w:left="720" w:hanging="360"/>
+      </w:pPr>
+      <w:rPr>
+        <w:rFonts w:hint="default"/>
+      </w:rPr>
+    </w:lvl>
+    <w:lvl w:ilvl="1" w:tplc="20000019" w:tentative="1">
+      <w:start w:val="1"/>
+      <w:numFmt w:val="lowerLetter"/>
+      <w:lvlText w:val="%2."/>
+      <w:lvlJc w:val="left"/>
+      <w:pPr>
+        <w:ind w:left="1440" w:hanging="360"/>
+      </w:pPr>
+    </w:lvl>
+    <w:lvl w:ilvl="2" w:tplc="2000001B" w:tentative="1">
+      <w:start w:val="1"/>
+      <w:numFmt w:val="lowerRoman"/>
+      <w:lvlText w:val="%3."/>
+      <w:lvlJc w:val="right"/>
+      <w:pPr>
+        <w:ind w:left="2160" w:hanging="180"/>
+      </w:pPr>
+    </w:lvl>
+    <w:lvl w:ilvl="3" w:tplc="2000000F" w:tentative="1">
+      <w:start w:val="1"/>
+      <w:numFmt w:val="decimal"/>
+      <w:lvlText w:val="%4."/>
+      <w:lvlJc w:val="left"/>
+      <w:pPr>
+        <w:ind w:left="2880" w:hanging="360"/>
+      </w:pPr>
+    </w:lvl>
+    <w:lvl w:ilvl="4" w:tplc="20000019" w:tentative="1">
+      <w:start w:val="1"/>
+      <w:numFmt w:val="lowerLetter"/>
+      <w:lvlText w:val="%5."/>
+      <w:lvlJc w:val="left"/>
+      <w:pPr>
+        <w:ind w:left="3600" w:hanging="360"/>
+      </w:pPr>
+    </w:lvl>
+    <w:lvl w:ilvl="5" w:tplc="2000001B" w:tentative="1">
+      <w:start w:val="1"/>
+      <w:numFmt w:val="lowerRoman"/>
+      <w:lvlText w:val="%6."/>
+      <w:lvlJc w:val="right"/>
+      <w:pPr>
+        <w:ind w:left="4320" w:hanging="180"/>
+      </w:pPr>
+    </w:lvl>
+    <w:lvl w:ilvl="6" w:tplc="2000000F" w:tentative="1">
+      <w:start w:val="1"/>
+      <w:numFmt w:val="decimal"/>
+      <w:lvlText w:val="%7."/>
+      <w:lvlJc w:val="left"/>
+      <w:pPr>
+        <w:ind w:left="5040" w:hanging="360"/>
+      </w:pPr>
+    </w:lvl>
+    <w:lvl w:ilvl="7" w:tplc="20000019" w:tentative="1">
+      <w:start w:val="1"/>
+      <w:numFmt w:val="lowerLetter"/>
+      <w:lvlText w:val="%8."/>
+      <w:lvlJc w:val="left"/>
+      <w:pPr>
+        <w:ind w:left="5760" w:hanging="360"/>
+      </w:pPr>
+    </w:lvl>
+    <w:lvl w:ilvl="8" w:tplc="2000001B" w:tentative="1">
+      <w:start w:val="1"/>
+      <w:numFmt w:val="lowerRoman"/>
+      <w:lvlText w:val="%9."/>
+      <w:lvlJc w:val="right"/>
+      <w:pPr>
+        <w:ind w:left="6480" w:hanging="180"/>
+      </w:pPr>
+    </w:lvl>
+  </w:abstractNum>
   <w:num w:numId="1" w16cid:durableId="397171629">
     <w:abstractNumId w:val="5"/>
   </w:num>
@@ -1809,6 +2044,12 @@
   </w:num>
   <w:num w:numId="9" w16cid:durableId="1350595198">
     <w:abstractNumId w:val="2"/>
+  </w:num>
+  <w:num w:numId="10" w16cid:durableId="2038963763">
+    <w:abstractNumId w:val="9"/>
+  </w:num>
+  <w:num w:numId="11" w16cid:durableId="1332179555">
+    <w:abstractNumId w:val="10"/>
   </w:num>
 </w:numbering>
 </file>
@@ -2213,7 +2454,7 @@
   <w:style w:type="paragraph" w:default="1" w:styleId="Normal">
     <w:name w:val="Normal"/>
     <w:qFormat/>
-    <w:rsid w:val="007D670B"/>
+    <w:rsid w:val="00565E40"/>
   </w:style>
   <w:style w:type="character" w:default="1" w:styleId="DefaultParagraphFont">
     <w:name w:val="Default Paragraph Font"/>
